--- a/public/Pradeep_Kumar_S_Resume.docx
+++ b/public/Pradeep_Kumar_S_Resume.docx
@@ -33,7 +33,7 @@
           <w:sz w:val="22"/>
           <w:szCs w:val="22"/>
         </w:rPr>
-        <w:t xml:space="preserve">Full-Stack Developer · Backend &amp; Generative AI Systems</w:t>
+        <w:t xml:space="preserve">Full-Stack (MERN), Agentic AI and Gen AI Developer</w:t>
       </w:r>
     </w:p>
     <w:p>
@@ -154,7 +154,7 @@
           <w:sz w:val="20"/>
           <w:szCs w:val="20"/>
         </w:rPr>
-        <w:t xml:space="preserve">Full-stack developer with 2+ years of experience designing and shipping production platforms on the MERN stack and Next.js, now extending that foundation into Generative AI and agentic systems. Specialises in API-first backends (500+ REST endpoints delivered, JWT authentication, a hiring-platform backend sustaining 600 concurrent users) and in RAG pipelines and LLM tooling built with LangChain, the Gemini API and FAISS. Databricks Certified (Data Engineer Associate, Generative AI Engineer Associate) and Anthropic-certified across the Claude API, Claude Code, MCP and agent skills, with 10+ platforms delivered across startup acceleration, ed-tech and AI-first recruitment.</w:t>
+        <w:t xml:space="preserve">Full-stack developer with 2+ years of experience designing and shipping production platforms on the MERN stack and Next.js, now extending that foundation into Generative AI and agentic systems. Specialises in API-first backends (500+ REST endpoints delivered, JWT authentication, a hiring-platform backend sustaining 600 concurrent users) and in RAG pipelines and LLM tooling built with LangChain, the Gemini API and FAISS. Holds the Databricks Certified Data Engineer Associate and Databricks Generative AI Engineer Associate credentials, plus Anthropic certificates across the Claude API, Claude Code, MCP, subagents and agent skills, with 10+ platforms delivered across startup acceleration, ed-tech and AI-first recruitment.</w:t>
       </w:r>
     </w:p>
     <w:p>
@@ -1283,52 +1283,34 @@
           <w:sz w:val="20"/>
           <w:szCs w:val="20"/>
         </w:rPr>
-        <w:t xml:space="preserve"> · Databricks</w:t>
-      </w:r>
-      <w:r>
-        <w:rPr>
-          <w:rFonts w:ascii="Arial" w:cs="Arial" w:eastAsia="Arial" w:hAnsi="Arial"/>
-          <w:color w:val="595959"/>
-          <w:sz w:val="20"/>
-          <w:szCs w:val="20"/>
-        </w:rPr>
-        <w:t xml:space="preserve">	May 2026</w:t>
-      </w:r>
-    </w:p>
-    <w:p>
-      <w:pPr>
-        <w:tabs>
-          <w:tab w:val="right" w:pos="10466"/>
-        </w:tabs>
-        <w:spacing w:after="30"/>
-      </w:pPr>
-      <w:r>
-        <w:rPr>
-          <w:rFonts w:ascii="Arial" w:cs="Arial" w:eastAsia="Arial" w:hAnsi="Arial"/>
-          <w:b/>
-          <w:bCs/>
-          <w:sz w:val="20"/>
-          <w:szCs w:val="20"/>
-        </w:rPr>
-        <w:t xml:space="preserve">Databricks Certified Generative AI Engineer Associate</w:t>
-      </w:r>
-      <w:r>
-        <w:rPr>
-          <w:rFonts w:ascii="Arial" w:cs="Arial" w:eastAsia="Arial" w:hAnsi="Arial"/>
-          <w:color w:val="595959"/>
-          <w:sz w:val="20"/>
-          <w:szCs w:val="20"/>
-        </w:rPr>
-        <w:t xml:space="preserve"> · Databricks</w:t>
-      </w:r>
-      <w:r>
-        <w:rPr>
-          <w:rFonts w:ascii="Arial" w:cs="Arial" w:eastAsia="Arial" w:hAnsi="Arial"/>
-          <w:color w:val="595959"/>
-          <w:sz w:val="20"/>
-          <w:szCs w:val="20"/>
-        </w:rPr>
-        <w:t xml:space="preserve">	Jan 2026</w:t>
+        <w:t xml:space="preserve"> · Databricks	May 2026</w:t>
+      </w:r>
+    </w:p>
+    <w:p>
+      <w:pPr>
+        <w:tabs>
+          <w:tab w:val="right" w:pos="10466"/>
+        </w:tabs>
+        <w:spacing w:after="30"/>
+      </w:pPr>
+      <w:r>
+        <w:rPr>
+          <w:rFonts w:ascii="Arial" w:cs="Arial" w:eastAsia="Arial" w:hAnsi="Arial"/>
+          <w:b/>
+          <w:bCs/>
+          <w:sz w:val="20"/>
+          <w:szCs w:val="20"/>
+        </w:rPr>
+        <w:t xml:space="preserve">Generative AI Engineer Associate</w:t>
+      </w:r>
+      <w:r>
+        <w:rPr>
+          <w:rFonts w:ascii="Arial" w:cs="Arial" w:eastAsia="Arial" w:hAnsi="Arial"/>
+          <w:color w:val="595959"/>
+          <w:sz w:val="20"/>
+          <w:szCs w:val="20"/>
+        </w:rPr>
+        <w:t xml:space="preserve"> · Databricks	Jan 2026</w:t>
       </w:r>
     </w:p>
     <w:p>
@@ -1355,16 +1337,61 @@
           <w:sz w:val="20"/>
           <w:szCs w:val="20"/>
         </w:rPr>
-        <w:t xml:space="preserve"> · Anthropic</w:t>
-      </w:r>
-      <w:r>
-        <w:rPr>
-          <w:rFonts w:ascii="Arial" w:cs="Arial" w:eastAsia="Arial" w:hAnsi="Arial"/>
-          <w:color w:val="595959"/>
-          <w:sz w:val="20"/>
-          <w:szCs w:val="20"/>
-        </w:rPr>
-        <w:t xml:space="preserve">	Jul 2026</w:t>
+        <w:t xml:space="preserve"> · Anthropic	Jul 2026</w:t>
+      </w:r>
+    </w:p>
+    <w:p>
+      <w:pPr>
+        <w:tabs>
+          <w:tab w:val="right" w:pos="10466"/>
+        </w:tabs>
+        <w:spacing w:after="30"/>
+      </w:pPr>
+      <w:r>
+        <w:rPr>
+          <w:rFonts w:ascii="Arial" w:cs="Arial" w:eastAsia="Arial" w:hAnsi="Arial"/>
+          <w:b/>
+          <w:bCs/>
+          <w:sz w:val="20"/>
+          <w:szCs w:val="20"/>
+        </w:rPr>
+        <w:t xml:space="preserve">Introduction to Subagents</w:t>
+      </w:r>
+      <w:r>
+        <w:rPr>
+          <w:rFonts w:ascii="Arial" w:cs="Arial" w:eastAsia="Arial" w:hAnsi="Arial"/>
+          <w:color w:val="595959"/>
+          <w:sz w:val="20"/>
+          <w:szCs w:val="20"/>
+        </w:rPr>
+        <w:t xml:space="preserve"> · Anthropic	Jul 2026</w:t>
+      </w:r>
+    </w:p>
+    <w:p>
+      <w:pPr>
+        <w:tabs>
+          <w:tab w:val="right" w:pos="10466"/>
+        </w:tabs>
+        <w:spacing w:after="30"/>
+      </w:pPr>
+      <w:r>
+        <w:rPr>
+          <w:rFonts w:ascii="Arial" w:cs="Arial" w:eastAsia="Arial" w:hAnsi="Arial"/>
+          <w:b/>
+          <w:bCs/>
+          <w:sz w:val="20"/>
+          <w:szCs w:val="20"/>
+        </w:rPr>
+        <w:t xml:space="preserve">Introduction to Model Context Protocol</w:t>
+      </w:r>
+      <w:r>
+        <w:rPr>
+          <w:rFonts w:ascii="Arial" w:cs="Arial" w:eastAsia="Arial" w:hAnsi="Arial"/>
+          <w:color w:val="595959"/>
+          <w:sz w:val="20"/>
+          <w:szCs w:val="20"/>
+        </w:rPr>
+        <w:t xml:space="preserve"> · Anthropic	Jun 2026</w:t>
       </w:r>
     </w:p>
     <w:p>
@@ -1391,16 +1418,7 @@
           <w:sz w:val="20"/>
           <w:szCs w:val="20"/>
         </w:rPr>
-        <w:t xml:space="preserve"> · Anthropic</w:t>
-      </w:r>
-      <w:r>
-        <w:rPr>
-          <w:rFonts w:ascii="Arial" w:cs="Arial" w:eastAsia="Arial" w:hAnsi="Arial"/>
-          <w:color w:val="595959"/>
-          <w:sz w:val="20"/>
-          <w:szCs w:val="20"/>
-        </w:rPr>
-        <w:t xml:space="preserve">	Jun 2026</w:t>
+        <w:t xml:space="preserve"> · Anthropic	Jun 2026</w:t>
       </w:r>
     </w:p>
     <w:p>
@@ -1427,52 +1445,61 @@
           <w:sz w:val="20"/>
           <w:szCs w:val="20"/>
         </w:rPr>
-        <w:t xml:space="preserve"> · Anthropic</w:t>
-      </w:r>
-      <w:r>
-        <w:rPr>
-          <w:rFonts w:ascii="Arial" w:cs="Arial" w:eastAsia="Arial" w:hAnsi="Arial"/>
-          <w:color w:val="595959"/>
-          <w:sz w:val="20"/>
-          <w:szCs w:val="20"/>
-        </w:rPr>
-        <w:t xml:space="preserve">	Jun 2026</w:t>
-      </w:r>
-    </w:p>
-    <w:p>
-      <w:pPr>
-        <w:tabs>
-          <w:tab w:val="right" w:pos="10466"/>
-        </w:tabs>
-        <w:spacing w:after="30"/>
-      </w:pPr>
-      <w:r>
-        <w:rPr>
-          <w:rFonts w:ascii="Arial" w:cs="Arial" w:eastAsia="Arial" w:hAnsi="Arial"/>
-          <w:b/>
-          <w:bCs/>
-          <w:sz w:val="20"/>
-          <w:szCs w:val="20"/>
-        </w:rPr>
-        <w:t xml:space="preserve">AI Fluency Framework &amp; Agent Skills</w:t>
-      </w:r>
-      <w:r>
-        <w:rPr>
-          <w:rFonts w:ascii="Arial" w:cs="Arial" w:eastAsia="Arial" w:hAnsi="Arial"/>
-          <w:color w:val="595959"/>
-          <w:sz w:val="20"/>
-          <w:szCs w:val="20"/>
-        </w:rPr>
-        <w:t xml:space="preserve"> · Anthropic</w:t>
-      </w:r>
-      <w:r>
-        <w:rPr>
-          <w:rFonts w:ascii="Arial" w:cs="Arial" w:eastAsia="Arial" w:hAnsi="Arial"/>
-          <w:color w:val="595959"/>
-          <w:sz w:val="20"/>
-          <w:szCs w:val="20"/>
-        </w:rPr>
-        <w:t xml:space="preserve">	Jun 2026</w:t>
+        <w:t xml:space="preserve"> · Anthropic	Jun 2026</w:t>
+      </w:r>
+    </w:p>
+    <w:p>
+      <w:pPr>
+        <w:tabs>
+          <w:tab w:val="right" w:pos="10466"/>
+        </w:tabs>
+        <w:spacing w:after="30"/>
+      </w:pPr>
+      <w:r>
+        <w:rPr>
+          <w:rFonts w:ascii="Arial" w:cs="Arial" w:eastAsia="Arial" w:hAnsi="Arial"/>
+          <w:b/>
+          <w:bCs/>
+          <w:sz w:val="20"/>
+          <w:szCs w:val="20"/>
+        </w:rPr>
+        <w:t xml:space="preserve">Introduction to Agent Skills</w:t>
+      </w:r>
+      <w:r>
+        <w:rPr>
+          <w:rFonts w:ascii="Arial" w:cs="Arial" w:eastAsia="Arial" w:hAnsi="Arial"/>
+          <w:color w:val="595959"/>
+          <w:sz w:val="20"/>
+          <w:szCs w:val="20"/>
+        </w:rPr>
+        <w:t xml:space="preserve"> · Anthropic	Jun 2026</w:t>
+      </w:r>
+    </w:p>
+    <w:p>
+      <w:pPr>
+        <w:tabs>
+          <w:tab w:val="right" w:pos="10466"/>
+        </w:tabs>
+        <w:spacing w:after="30"/>
+      </w:pPr>
+      <w:r>
+        <w:rPr>
+          <w:rFonts w:ascii="Arial" w:cs="Arial" w:eastAsia="Arial" w:hAnsi="Arial"/>
+          <w:b/>
+          <w:bCs/>
+          <w:sz w:val="20"/>
+          <w:szCs w:val="20"/>
+        </w:rPr>
+        <w:t xml:space="preserve">AI Fluency: Framework &amp; Foundations</w:t>
+      </w:r>
+      <w:r>
+        <w:rPr>
+          <w:rFonts w:ascii="Arial" w:cs="Arial" w:eastAsia="Arial" w:hAnsi="Arial"/>
+          <w:color w:val="595959"/>
+          <w:sz w:val="20"/>
+          <w:szCs w:val="20"/>
+        </w:rPr>
+        <w:t xml:space="preserve"> · Anthropic	Jun 2026</w:t>
       </w:r>
     </w:p>
     <w:p>
@@ -1499,16 +1526,7 @@
           <w:sz w:val="20"/>
           <w:szCs w:val="20"/>
         </w:rPr>
-        <w:t xml:space="preserve"> · HCL GUVI</w:t>
-      </w:r>
-      <w:r>
-        <w:rPr>
-          <w:rFonts w:ascii="Arial" w:cs="Arial" w:eastAsia="Arial" w:hAnsi="Arial"/>
-          <w:color w:val="595959"/>
-          <w:sz w:val="20"/>
-          <w:szCs w:val="20"/>
-        </w:rPr>
-        <w:t xml:space="preserve">	May 2025</w:t>
+        <w:t xml:space="preserve"> · HCL GUVI	May 2025</w:t>
       </w:r>
     </w:p>
     <w:p>
@@ -1535,16 +1553,7 @@
           <w:sz w:val="20"/>
           <w:szCs w:val="20"/>
         </w:rPr>
-        <w:t xml:space="preserve"> · PrepInsta</w:t>
-      </w:r>
-      <w:r>
-        <w:rPr>
-          <w:rFonts w:ascii="Arial" w:cs="Arial" w:eastAsia="Arial" w:hAnsi="Arial"/>
-          <w:color w:val="595959"/>
-          <w:sz w:val="20"/>
-          <w:szCs w:val="20"/>
-        </w:rPr>
-        <w:t xml:space="preserve">	Feb 2024</w:t>
+        <w:t xml:space="preserve"> · PrepInsta	Feb 2024</w:t>
       </w:r>
     </w:p>
     <w:p>
@@ -1571,16 +1580,7 @@
           <w:sz w:val="20"/>
           <w:szCs w:val="20"/>
         </w:rPr>
-        <w:t xml:space="preserve"> · NPTEL</w:t>
-      </w:r>
-      <w:r>
-        <w:rPr>
-          <w:rFonts w:ascii="Arial" w:cs="Arial" w:eastAsia="Arial" w:hAnsi="Arial"/>
-          <w:color w:val="595959"/>
-          <w:sz w:val="20"/>
-          <w:szCs w:val="20"/>
-        </w:rPr>
-        <w:t xml:space="preserve">	2023</w:t>
+        <w:t xml:space="preserve"> · NPTEL	2023</w:t>
       </w:r>
     </w:p>
     <w:p>
@@ -1607,16 +1607,7 @@
           <w:sz w:val="20"/>
           <w:szCs w:val="20"/>
         </w:rPr>
-        <w:t xml:space="preserve"> · IBM</w:t>
-      </w:r>
-      <w:r>
-        <w:rPr>
-          <w:rFonts w:ascii="Arial" w:cs="Arial" w:eastAsia="Arial" w:hAnsi="Arial"/>
-          <w:color w:val="595959"/>
-          <w:sz w:val="20"/>
-          <w:szCs w:val="20"/>
-        </w:rPr>
-        <w:t xml:space="preserve">	Mar 2022</w:t>
+        <w:t xml:space="preserve"> · IBM	Mar 2022</w:t>
       </w:r>
     </w:p>
     <w:p>
@@ -1664,16 +1655,7 @@
           <w:sz w:val="20"/>
           <w:szCs w:val="20"/>
         </w:rPr>
-        <w:t xml:space="preserve"> · SNS Institutions, Coimbatore, India</w:t>
-      </w:r>
-      <w:r>
-        <w:rPr>
-          <w:rFonts w:ascii="Arial" w:cs="Arial" w:eastAsia="Arial" w:hAnsi="Arial"/>
-          <w:color w:val="595959"/>
-          <w:sz w:val="20"/>
-          <w:szCs w:val="20"/>
-        </w:rPr>
-        <w:t xml:space="preserve">	2021 – 2024</w:t>
+        <w:t xml:space="preserve"> · SNS Institutions, Coimbatore, India	2021 – 2024</w:t>
       </w:r>
     </w:p>
     <w:p>
@@ -1700,16 +1682,7 @@
           <w:sz w:val="20"/>
           <w:szCs w:val="20"/>
         </w:rPr>
-        <w:t xml:space="preserve"> · Sri Ramakrishna Degree College (Autonomous), Coimbatore, India</w:t>
-      </w:r>
-      <w:r>
-        <w:rPr>
-          <w:rFonts w:ascii="Arial" w:cs="Arial" w:eastAsia="Arial" w:hAnsi="Arial"/>
-          <w:color w:val="595959"/>
-          <w:sz w:val="20"/>
-          <w:szCs w:val="20"/>
-        </w:rPr>
-        <w:t xml:space="preserve">	2020</w:t>
+        <w:t xml:space="preserve"> · Sri Ramakrishna Degree College (Autonomous), Coimbatore, India	2020</w:t>
       </w:r>
     </w:p>
     <w:p>
@@ -1736,16 +1709,7 @@
           <w:sz w:val="20"/>
           <w:szCs w:val="20"/>
         </w:rPr>
-        <w:t xml:space="preserve"> · Christus Rex Higher Secondary School, Ooty, India</w:t>
-      </w:r>
-      <w:r>
-        <w:rPr>
-          <w:rFonts w:ascii="Arial" w:cs="Arial" w:eastAsia="Arial" w:hAnsi="Arial"/>
-          <w:color w:val="595959"/>
-          <w:sz w:val="20"/>
-          <w:szCs w:val="20"/>
-        </w:rPr>
-        <w:t xml:space="preserve">	2018</w:t>
+        <w:t xml:space="preserve"> · Christus Rex Higher Secondary School, Ooty, India	2018</w:t>
       </w:r>
     </w:p>
     <w:sectPr>

--- a/public/Pradeep_Kumar_S_Resume.docx
+++ b/public/Pradeep_Kumar_S_Resume.docx
@@ -154,7 +154,7 @@
           <w:sz w:val="20"/>
           <w:szCs w:val="20"/>
         </w:rPr>
-        <w:t xml:space="preserve">Full-stack developer with 2+ years of experience designing and shipping production platforms on the MERN stack and Next.js, now extending that foundation into Generative AI and agentic systems. Specialises in API-first backends (500+ REST endpoints delivered, JWT authentication, a hiring-platform backend sustaining 600 concurrent users) and in RAG pipelines and LLM tooling built with LangChain, the Gemini API and FAISS. Holds the Databricks Certified Data Engineer Associate and Databricks Generative AI Engineer Associate credentials, plus Anthropic certificates across the Claude API, Claude Code, MCP, subagents and agent skills, with 10+ platforms delivered across startup acceleration, ed-tech and AI-first recruitment.</w:t>
+        <w:t xml:space="preserve">Full-stack developer with 2+ years of experience designing and shipping production platforms on the MERN stack and Next.js, now extending that foundation into Generative AI and agentic systems. Specialises in API-first backends (500+ REST endpoints delivered, JWT authentication, a hiring-platform backend sustaining 600 concurrent users) and in RAG pipelines and LLM tooling built with LangChain, the Gemini API and FAISS. Holds the Databricks Data Engineer Associate and Generative AI Engineer Associate credentials, plus Anthropic certificates across the Claude API, Claude Code, MCP, subagents and agent skills, with 10+ platforms delivered across startup acceleration, ed-tech and AI-first recruitment.</w:t>
       </w:r>
     </w:p>
     <w:p>
@@ -1274,7 +1274,7 @@
           <w:sz w:val="20"/>
           <w:szCs w:val="20"/>
         </w:rPr>
-        <w:t xml:space="preserve">Databricks Certified Data Engineer Associate</w:t>
+        <w:t xml:space="preserve">Data Engineer Associate</w:t>
       </w:r>
       <w:r>
         <w:rPr>
